--- a/test_generated/08_landscaping_generated.docx
+++ b/test_generated/08_landscaping_generated.docx
@@ -83,7 +83,7 @@
           </w:tcPr>
           <w:p>
             <w:r>
-              <w:t xml:space="preserve">QTE-202604-372</w:t>
+              <w:t xml:space="preserve">QTE-202604-154</w:t>
             </w:r>
           </w:p>
         </w:tc>
@@ -104,7 +104,7 @@
           </w:tcPr>
           <w:p>
             <w:r>
-              <w:t xml:space="preserve">22 April 2026</w:t>
+              <w:t xml:space="preserve">23 April 2026</w:t>
             </w:r>
           </w:p>
         </w:tc>
@@ -127,7 +127,7 @@
           </w:tcPr>
           <w:p>
             <w:r>
-              <w:t xml:space="preserve">22 May 2026</w:t>
+              <w:t xml:space="preserve">23 May 2026</w:t>
             </w:r>
           </w:p>
         </w:tc>
